--- a/public/chat_files/audrey_3page_website_copy_v1.docx
+++ b/public/chat_files/audrey_3page_website_copy_v1.docx
@@ -16,7 +16,7 @@
         <w:rPr>
           <w:sz w:val="22"/>
         </w:rPr>
-        <w:t xml:space="preserve">HOME PAGE COPY: Headline, subhead, 3 service cards, and trust strip.</w:t>
+        <w:t xml:space="preserve">PAGE 1: HOMEPAGE HERO</w:t>
       </w:r>
     </w:p>
     <w:p>
@@ -24,7 +24,7 @@
         <w:rPr>
           <w:sz w:val="22"/>
         </w:rPr>
-        <w:t xml:space="preserve">SERVICES PAGE COPY: Tier 1 (Starter), Tier 2 (Signature), Tier 3 (Full Production).</w:t>
+        <w:t xml:space="preserve">Headline: Editorial photography crafted for brands and individuals with distinct vision.</w:t>
       </w:r>
     </w:p>
     <w:p>
@@ -32,7 +32,23 @@
         <w:rPr>
           <w:sz w:val="22"/>
         </w:rPr>
-        <w:t xml:space="preserve">BOOKING PAGE COPY: Expectations checklist, 48-hour reschedule notice, and confirmation blurb.</w:t>
+        <w:t xml:space="preserve">Subhead: Based in East Austin. Natural light studio sessions, on-location campaigns, and brand lookbooks.</w:t>
+      </w:r>
+    </w:p>
+    <w:p>
+      <w:r>
+        <w:rPr>
+          <w:sz w:val="22"/>
+        </w:rPr>
+        <w:t xml:space="preserve">PAGE 2: SERVICES TIERS (Starter / Signature / Full Production)</w:t>
+      </w:r>
+    </w:p>
+    <w:p>
+      <w:r>
+        <w:rPr>
+          <w:sz w:val="22"/>
+        </w:rPr>
+        <w:t xml:space="preserve">PAGE 3: BOOKING CALENDAR INTAKE &amp; POLICIES</w:t>
       </w:r>
     </w:p>
   </w:body>

--- a/public/chat_files/audrey_3page_website_copy_v1.docx
+++ b/public/chat_files/audrey_3page_website_copy_v1.docx
@@ -3,50 +3,77 @@
 <w:document xmlns:w="http://schemas.openxmlformats.org/wordprocessingml/2006/main">
   <w:body>
     <w:p>
+      <w:pPr>
+        <w:spacing w:before="120" w:after="240"/>
+      </w:pPr>
       <w:r>
         <w:rPr>
           <w:b/>
-          <w:sz w:val="28"/>
+          <w:color w:val="0F172A"/>
+          <w:sz w:val="32"/>
         </w:rPr>
-        <w:t>Studio Brown — 3-Page Website Copy Deck (v1 Draft)</w:t>
+        <w:t xml:space="preserve">Studio Brown — 3-Page Website Copy Deck (v1 Draft)</w:t>
       </w:r>
     </w:p>
     <w:p>
+      <w:pPr>
+        <w:spacing w:before="240" w:after="80"/>
+      </w:pPr>
       <w:r>
         <w:rPr>
-          <w:sz w:val="22"/>
+          <w:b/>
+          <w:color w:val="0F172A"/>
+          <w:sz w:val="24"/>
         </w:rPr>
         <w:t xml:space="preserve">PAGE 1: HOMEPAGE HERO</w:t>
       </w:r>
     </w:p>
     <w:p>
+      <w:pPr>
+        <w:spacing w:after="140" w:line="276" w:lineRule="auto"/>
+      </w:pPr>
       <w:r>
         <w:rPr>
-          <w:sz w:val="22"/>
+          <w:color w:val="1E293B"/>
+          <w:sz w:val="21"/>
         </w:rPr>
         <w:t xml:space="preserve">Headline: Editorial photography crafted for brands and individuals with distinct vision.</w:t>
       </w:r>
     </w:p>
     <w:p>
+      <w:pPr>
+        <w:spacing w:after="140" w:line="276" w:lineRule="auto"/>
+      </w:pPr>
       <w:r>
         <w:rPr>
-          <w:sz w:val="22"/>
+          <w:color w:val="1E293B"/>
+          <w:sz w:val="21"/>
         </w:rPr>
         <w:t xml:space="preserve">Subhead: Based in East Austin. Natural light studio sessions, on-location campaigns, and brand lookbooks.</w:t>
       </w:r>
     </w:p>
     <w:p>
+      <w:pPr>
+        <w:spacing w:before="240" w:after="80"/>
+      </w:pPr>
       <w:r>
         <w:rPr>
-          <w:sz w:val="22"/>
+          <w:b/>
+          <w:color w:val="0F172A"/>
+          <w:sz w:val="24"/>
         </w:rPr>
         <w:t xml:space="preserve">PAGE 2: SERVICES TIERS (Starter / Signature / Full Production)</w:t>
       </w:r>
     </w:p>
     <w:p>
+      <w:pPr>
+        <w:spacing w:before="240" w:after="80"/>
+      </w:pPr>
       <w:r>
         <w:rPr>
-          <w:sz w:val="22"/>
+          <w:b/>
+          <w:color w:val="0F172A"/>
+          <w:sz w:val="24"/>
         </w:rPr>
         <w:t xml:space="preserve">PAGE 3: BOOKING CALENDAR INTAKE &amp; POLICIES</w:t>
       </w:r>

--- a/public/chat_files/audrey_3page_website_copy_v1.docx
+++ b/public/chat_files/audrey_3page_website_copy_v1.docx
@@ -13,7 +13,51 @@
           <w:color w:val="0F172A"/>
           <w:sz w:val="44"/>
         </w:rPr>
-        <w:t>Studio Brown — 3-Page Website Copy Deck (v1 Draft)</w:t>
+        <w:t>Studio Brown — 3-Page Website Copy Deck (v1 Working Draft with Client Notes)</w:t>
+      </w:r>
+    </w:p>
+    <w:p>
+      <w:pPr>
+        <w:spacing w:before="0" w:after="120" w:line="276" w:lineRule="auto"/>
+      </w:pPr>
+      <w:r>
+        <w:rPr>
+          <w:rFonts w:ascii="Calibri" w:hAnsi="Calibri"/>
+          <w:color w:val="1E293B"/>
+          <w:sz w:val="20"/>
+        </w:rPr>
+        <w:t>CLIENT: Studio Brown · Audrey Brown Photography</w:t>
+      </w:r>
+    </w:p>
+    <w:p>
+      <w:pPr>
+        <w:spacing w:before="0" w:after="120" w:line="276" w:lineRule="auto"/>
+      </w:pPr>
+      <w:r>
+        <w:rPr>
+          <w:rFonts w:ascii="Calibri" w:hAnsi="Calibri"/>
+          <w:color w:val="1E293B"/>
+          <w:sz w:val="20"/>
+        </w:rPr>
+        <w:t>PROJECT: 3-Page Website Copy Deck (v1 Draft)</w:t>
+      </w:r>
+    </w:p>
+    <w:p>
+      <w:pPr>
+        <w:spacing w:before="0" w:after="120" w:line="276" w:lineRule="auto"/>
+      </w:pPr>
+      <w:r>
+        <w:rPr>
+          <w:rFonts w:ascii="Calibri" w:hAnsi="Calibri"/>
+          <w:color w:val="1E293B"/>
+          <w:sz w:val="20"/>
+        </w:rPr>
+        <w:t>STATUS: Working Draft with Creative Director Redlines &amp; Copy Polish</w:t>
+      </w:r>
+    </w:p>
+    <w:p>
+      <w:r>
+        <w:br w:type="page"/>
       </w:r>
     </w:p>
     <w:p>
@@ -28,7 +72,7 @@
           <w:color w:val="0F172A"/>
           <w:sz w:val="26"/>
         </w:rPr>
-        <w:t>PAGE 1: HOMEPAGE HERO</w:t>
+        <w:t>PAGE 1: HOMEPAGE MASTER COPY</w:t>
       </w:r>
     </w:p>
     <w:p>
@@ -41,7 +85,7 @@
           <w:color w:val="1E293B"/>
           <w:sz w:val="20"/>
         </w:rPr>
-        <w:t>Headline: Editorial photography crafted for brands and individuals with distinct vision.</w:t>
+        <w:t>CATEGORY BADGE: East Austin · Natural Light Warehouse Studio</w:t>
       </w:r>
     </w:p>
     <w:p>
@@ -54,7 +98,64 @@
           <w:color w:val="1E293B"/>
           <w:sz w:val="20"/>
         </w:rPr>
-        <w:t>Subhead: Based in East Austin. Natural light studio sessions, on-location campaigns, and brand lookbooks.</w:t>
+        <w:t>HERO HEADLINE: Editorial portraiture &amp; brand lookbooks crafted with quiet elegance.</w:t>
+      </w:r>
+    </w:p>
+    <w:p>
+      <w:pPr>
+        <w:spacing w:before="0" w:after="120" w:line="276" w:lineRule="auto"/>
+      </w:pPr>
+      <w:r>
+        <w:rPr>
+          <w:rFonts w:ascii="Calibri" w:hAnsi="Calibri"/>
+          <w:color w:val="1E293B"/>
+          <w:sz w:val="20"/>
+        </w:rPr>
+        <w:t>HERO SUBHEAD: Natural light sessions in our East Austin warehouse studio, on-location campaigns across the Texas Hill Country, and curated visual narratives for visionary founders.</w:t>
+      </w:r>
+    </w:p>
+    <w:p>
+      <w:pPr>
+        <w:spacing w:before="0" w:after="120" w:line="276" w:lineRule="auto"/>
+      </w:pPr>
+      <w:r>
+        <w:rPr>
+          <w:rFonts w:ascii="Calibri" w:hAnsi="Calibri"/>
+          <w:color w:val="1E293B"/>
+          <w:sz w:val="20"/>
+        </w:rPr>
+        <w:t>PRIMARY CTA: [Reserve Studio Session] · SECONDARY CTA: [View Selected Commissions]</w:t>
+      </w:r>
+    </w:p>
+    <w:p>
+      <w:pPr>
+        <w:spacing w:before="0" w:after="120" w:line="276" w:lineRule="auto"/>
+      </w:pPr>
+      <w:r>
+        <w:rPr>
+          <w:rFonts w:ascii="Calibri" w:hAnsi="Calibri"/>
+          <w:color w:val="1E293B"/>
+          <w:sz w:val="20"/>
+        </w:rPr>
+        <w:t>EDITORIAL TRUST BAR: Featured in Kinfolk · Architectural Digest · Rangefinder Portrait Winner · Texas Monthly</w:t>
+      </w:r>
+    </w:p>
+    <w:p>
+      <w:pPr>
+        <w:spacing w:before="0" w:after="120" w:line="276" w:lineRule="auto"/>
+      </w:pPr>
+      <w:r>
+        <w:rPr>
+          <w:rFonts w:ascii="Calibri" w:hAnsi="Calibri"/>
+          <w:color w:val="1E293B"/>
+          <w:sz w:val="20"/>
+        </w:rPr>
+        <w:t>CREATIVE MANIFESTO: We believe the most compelling images happen in the quiet moments between poses. Under the soft, shifting daylight of our East Austin loft, we create images that feel like modern art yet belong entirely to you.</w:t>
+      </w:r>
+    </w:p>
+    <w:p>
+      <w:r>
+        <w:br w:type="page"/>
       </w:r>
     </w:p>
     <w:p>
@@ -69,7 +170,51 @@
           <w:color w:val="0F172A"/>
           <w:sz w:val="26"/>
         </w:rPr>
-        <w:t>PAGE 2: SERVICES TIERS (Starter / Signature / Full Production)</w:t>
+        <w:t>PAGE 2: SERVICES &amp; INVESTMENT TIERS</w:t>
+      </w:r>
+    </w:p>
+    <w:p>
+      <w:pPr>
+        <w:spacing w:before="0" w:after="120" w:line="276" w:lineRule="auto"/>
+      </w:pPr>
+      <w:r>
+        <w:rPr>
+          <w:rFonts w:ascii="Calibri" w:hAnsi="Calibri"/>
+          <w:color w:val="1E293B"/>
+          <w:sz w:val="20"/>
+        </w:rPr>
+        <w:t>1. THE EDITORIAL LOOKBOOK ($3,400): Full-day commercial commission (up to 6 hours) for apparel brands, makers, and lifestyle labels. Includes on-site wardrobe stylist, commercial usage rights, and 45 master retouched high-res deliverables.</w:t>
+      </w:r>
+    </w:p>
+    <w:p>
+      <w:pPr>
+        <w:spacing w:before="0" w:after="120" w:line="276" w:lineRule="auto"/>
+      </w:pPr>
+      <w:r>
+        <w:rPr>
+          <w:rFonts w:ascii="Calibri" w:hAnsi="Calibri"/>
+          <w:color w:val="1E293B"/>
+          <w:sz w:val="20"/>
+        </w:rPr>
+        <w:t>2. THE FOUNDER NARRATIVE ($2,200): Half-day studio session (3 hours) for entrepreneurs, creative directors, and industry executives. Includes 3 wardrobe looks, professional hair &amp; makeup, and 20 master retouched portraits.</w:t>
+      </w:r>
+    </w:p>
+    <w:p>
+      <w:pPr>
+        <w:spacing w:before="0" w:after="120" w:line="276" w:lineRule="auto"/>
+      </w:pPr>
+      <w:r>
+        <w:rPr>
+          <w:rFonts w:ascii="Calibri" w:hAnsi="Calibri"/>
+          <w:color w:val="1E293B"/>
+          <w:sz w:val="20"/>
+        </w:rPr>
+        <w:t>3. THE PERSONAL LEGACY PORTRAIT ($1,650): 90-minute unhurried studio session. Includes private gallery proofing, 10 retouched images, and a signature 8x10 cotton rag archival print.</w:t>
+      </w:r>
+    </w:p>
+    <w:p>
+      <w:r>
+        <w:br w:type="page"/>
       </w:r>
     </w:p>
     <w:p>
@@ -84,7 +229,46 @@
           <w:color w:val="0F172A"/>
           <w:sz w:val="26"/>
         </w:rPr>
-        <w:t>PAGE 3: BOOKING CALENDAR INTAKE &amp; POLICIES</w:t>
+        <w:t>PAGE 3: THE STUDIO EXPERIENCE &amp; BOOKING INTAKE</w:t>
+      </w:r>
+    </w:p>
+    <w:p>
+      <w:pPr>
+        <w:spacing w:before="0" w:after="120" w:line="276" w:lineRule="auto"/>
+      </w:pPr>
+      <w:r>
+        <w:rPr>
+          <w:rFonts w:ascii="Calibri" w:hAnsi="Calibri"/>
+          <w:color w:val="1E293B"/>
+          <w:sz w:val="20"/>
+        </w:rPr>
+        <w:t>HOW WE WORK: Step 1: The Conversation · Step 2: The Mood Board &amp; Wardrobe Prep · Step 3: The Shoot Day · Step 4: The Proofing Gallery · Step 5: Master Retouching.</w:t>
+      </w:r>
+    </w:p>
+    <w:p>
+      <w:pPr>
+        <w:spacing w:before="0" w:after="120" w:line="276" w:lineRule="auto"/>
+      </w:pPr>
+      <w:r>
+        <w:rPr>
+          <w:rFonts w:ascii="Calibri" w:hAnsi="Calibri"/>
+          <w:color w:val="1E293B"/>
+          <w:sz w:val="20"/>
+        </w:rPr>
+        <w:t>STUDIO LOCATION: 1812 E 6th Street, Unit 204, Austin, TX 78702. Complimentary private parking behind the warehouse.</w:t>
+      </w:r>
+    </w:p>
+    <w:p>
+      <w:pPr>
+        <w:spacing w:before="0" w:after="120" w:line="276" w:lineRule="auto"/>
+      </w:pPr>
+      <w:r>
+        <w:rPr>
+          <w:rFonts w:ascii="Calibri" w:hAnsi="Calibri"/>
+          <w:color w:val="1E293B"/>
+          <w:sz w:val="20"/>
+        </w:rPr>
+        <w:t>BOOKING CALENDAR NOTE: Studio sessions are booked 4 to 6 weeks in advance. Inquire below to reserve your date.</w:t>
       </w:r>
     </w:p>
     <w:sectPr>
@@ -121,7 +305,7 @@
       <w:jc w:val="right"/>
     </w:pPr>
     <w:r>
-      <w:t>Studio Brown — 3-Page Website Copy Deck (v1 Draft)</w:t>
+      <w:t>Studio Brown — 3-Page Website Copy Deck (v1 Working Draft wi</w:t>
     </w:r>
   </w:p>
 </w:hdr>

--- a/public/chat_files/audrey_3page_website_copy_v1.docx
+++ b/public/chat_files/audrey_3page_website_copy_v1.docx
@@ -13,51 +13,7 @@
           <w:color w:val="0F172A"/>
           <w:sz w:val="44"/>
         </w:rPr>
-        <w:t>Studio Brown — 3-Page Website Copy Deck (v1 Working Draft with Client Notes)</w:t>
-      </w:r>
-    </w:p>
-    <w:p>
-      <w:pPr>
-        <w:spacing w:before="0" w:after="120" w:line="276" w:lineRule="auto"/>
-      </w:pPr>
-      <w:r>
-        <w:rPr>
-          <w:rFonts w:ascii="Calibri" w:hAnsi="Calibri"/>
-          <w:color w:val="1E293B"/>
-          <w:sz w:val="20"/>
-        </w:rPr>
-        <w:t>CLIENT: Studio Brown · Audrey Brown Photography</w:t>
-      </w:r>
-    </w:p>
-    <w:p>
-      <w:pPr>
-        <w:spacing w:before="0" w:after="120" w:line="276" w:lineRule="auto"/>
-      </w:pPr>
-      <w:r>
-        <w:rPr>
-          <w:rFonts w:ascii="Calibri" w:hAnsi="Calibri"/>
-          <w:color w:val="1E293B"/>
-          <w:sz w:val="20"/>
-        </w:rPr>
-        <w:t>PROJECT: 3-Page Website Copy Deck (v1 Draft)</w:t>
-      </w:r>
-    </w:p>
-    <w:p>
-      <w:pPr>
-        <w:spacing w:before="0" w:after="120" w:line="276" w:lineRule="auto"/>
-      </w:pPr>
-      <w:r>
-        <w:rPr>
-          <w:rFonts w:ascii="Calibri" w:hAnsi="Calibri"/>
-          <w:color w:val="1E293B"/>
-          <w:sz w:val="20"/>
-        </w:rPr>
-        <w:t>STATUS: Working Draft with Creative Director Redlines &amp; Copy Polish</w:t>
-      </w:r>
-    </w:p>
-    <w:p>
-      <w:r>
-        <w:br w:type="page"/>
+        <w:t>Studio Brown — 3-Page Website Copy Deck (v1 Draft)</w:t>
       </w:r>
     </w:p>
     <w:p>
@@ -72,7 +28,7 @@
           <w:color w:val="0F172A"/>
           <w:sz w:val="26"/>
         </w:rPr>
-        <w:t>PAGE 1: HOMEPAGE MASTER COPY</w:t>
+        <w:t>PAGE 1: HOMEPAGE HERO</w:t>
       </w:r>
     </w:p>
     <w:p>
@@ -85,7 +41,7 @@
           <w:color w:val="1E293B"/>
           <w:sz w:val="20"/>
         </w:rPr>
-        <w:t>CATEGORY BADGE: East Austin · Natural Light Warehouse Studio</w:t>
+        <w:t>Headline: Editorial photography crafted for brands and individuals with distinct vision.</w:t>
       </w:r>
     </w:p>
     <w:p>
@@ -98,64 +54,7 @@
           <w:color w:val="1E293B"/>
           <w:sz w:val="20"/>
         </w:rPr>
-        <w:t>HERO HEADLINE: Editorial portraiture &amp; brand lookbooks crafted with quiet elegance.</w:t>
-      </w:r>
-    </w:p>
-    <w:p>
-      <w:pPr>
-        <w:spacing w:before="0" w:after="120" w:line="276" w:lineRule="auto"/>
-      </w:pPr>
-      <w:r>
-        <w:rPr>
-          <w:rFonts w:ascii="Calibri" w:hAnsi="Calibri"/>
-          <w:color w:val="1E293B"/>
-          <w:sz w:val="20"/>
-        </w:rPr>
-        <w:t>HERO SUBHEAD: Natural light sessions in our East Austin warehouse studio, on-location campaigns across the Texas Hill Country, and curated visual narratives for visionary founders.</w:t>
-      </w:r>
-    </w:p>
-    <w:p>
-      <w:pPr>
-        <w:spacing w:before="0" w:after="120" w:line="276" w:lineRule="auto"/>
-      </w:pPr>
-      <w:r>
-        <w:rPr>
-          <w:rFonts w:ascii="Calibri" w:hAnsi="Calibri"/>
-          <w:color w:val="1E293B"/>
-          <w:sz w:val="20"/>
-        </w:rPr>
-        <w:t>PRIMARY CTA: [Reserve Studio Session] · SECONDARY CTA: [View Selected Commissions]</w:t>
-      </w:r>
-    </w:p>
-    <w:p>
-      <w:pPr>
-        <w:spacing w:before="0" w:after="120" w:line="276" w:lineRule="auto"/>
-      </w:pPr>
-      <w:r>
-        <w:rPr>
-          <w:rFonts w:ascii="Calibri" w:hAnsi="Calibri"/>
-          <w:color w:val="1E293B"/>
-          <w:sz w:val="20"/>
-        </w:rPr>
-        <w:t>EDITORIAL TRUST BAR: Featured in Kinfolk · Architectural Digest · Rangefinder Portrait Winner · Texas Monthly</w:t>
-      </w:r>
-    </w:p>
-    <w:p>
-      <w:pPr>
-        <w:spacing w:before="0" w:after="120" w:line="276" w:lineRule="auto"/>
-      </w:pPr>
-      <w:r>
-        <w:rPr>
-          <w:rFonts w:ascii="Calibri" w:hAnsi="Calibri"/>
-          <w:color w:val="1E293B"/>
-          <w:sz w:val="20"/>
-        </w:rPr>
-        <w:t>CREATIVE MANIFESTO: We believe the most compelling images happen in the quiet moments between poses. Under the soft, shifting daylight of our East Austin loft, we create images that feel like modern art yet belong entirely to you.</w:t>
-      </w:r>
-    </w:p>
-    <w:p>
-      <w:r>
-        <w:br w:type="page"/>
+        <w:t>Subhead: Based in East Austin. Natural light studio sessions, on-location campaigns, and brand lookbooks.</w:t>
       </w:r>
     </w:p>
     <w:p>
@@ -170,51 +69,7 @@
           <w:color w:val="0F172A"/>
           <w:sz w:val="26"/>
         </w:rPr>
-        <w:t>PAGE 2: SERVICES &amp; INVESTMENT TIERS</w:t>
-      </w:r>
-    </w:p>
-    <w:p>
-      <w:pPr>
-        <w:spacing w:before="0" w:after="120" w:line="276" w:lineRule="auto"/>
-      </w:pPr>
-      <w:r>
-        <w:rPr>
-          <w:rFonts w:ascii="Calibri" w:hAnsi="Calibri"/>
-          <w:color w:val="1E293B"/>
-          <w:sz w:val="20"/>
-        </w:rPr>
-        <w:t>1. THE EDITORIAL LOOKBOOK ($3,400): Full-day commercial commission (up to 6 hours) for apparel brands, makers, and lifestyle labels. Includes on-site wardrobe stylist, commercial usage rights, and 45 master retouched high-res deliverables.</w:t>
-      </w:r>
-    </w:p>
-    <w:p>
-      <w:pPr>
-        <w:spacing w:before="0" w:after="120" w:line="276" w:lineRule="auto"/>
-      </w:pPr>
-      <w:r>
-        <w:rPr>
-          <w:rFonts w:ascii="Calibri" w:hAnsi="Calibri"/>
-          <w:color w:val="1E293B"/>
-          <w:sz w:val="20"/>
-        </w:rPr>
-        <w:t>2. THE FOUNDER NARRATIVE ($2,200): Half-day studio session (3 hours) for entrepreneurs, creative directors, and industry executives. Includes 3 wardrobe looks, professional hair &amp; makeup, and 20 master retouched portraits.</w:t>
-      </w:r>
-    </w:p>
-    <w:p>
-      <w:pPr>
-        <w:spacing w:before="0" w:after="120" w:line="276" w:lineRule="auto"/>
-      </w:pPr>
-      <w:r>
-        <w:rPr>
-          <w:rFonts w:ascii="Calibri" w:hAnsi="Calibri"/>
-          <w:color w:val="1E293B"/>
-          <w:sz w:val="20"/>
-        </w:rPr>
-        <w:t>3. THE PERSONAL LEGACY PORTRAIT ($1,650): 90-minute unhurried studio session. Includes private gallery proofing, 10 retouched images, and a signature 8x10 cotton rag archival print.</w:t>
-      </w:r>
-    </w:p>
-    <w:p>
-      <w:r>
-        <w:br w:type="page"/>
+        <w:t>PAGE 2: SERVICES TIERS (Starter / Signature / Full Production)</w:t>
       </w:r>
     </w:p>
     <w:p>
@@ -229,46 +84,7 @@
           <w:color w:val="0F172A"/>
           <w:sz w:val="26"/>
         </w:rPr>
-        <w:t>PAGE 3: THE STUDIO EXPERIENCE &amp; BOOKING INTAKE</w:t>
-      </w:r>
-    </w:p>
-    <w:p>
-      <w:pPr>
-        <w:spacing w:before="0" w:after="120" w:line="276" w:lineRule="auto"/>
-      </w:pPr>
-      <w:r>
-        <w:rPr>
-          <w:rFonts w:ascii="Calibri" w:hAnsi="Calibri"/>
-          <w:color w:val="1E293B"/>
-          <w:sz w:val="20"/>
-        </w:rPr>
-        <w:t>HOW WE WORK: Step 1: The Conversation · Step 2: The Mood Board &amp; Wardrobe Prep · Step 3: The Shoot Day · Step 4: The Proofing Gallery · Step 5: Master Retouching.</w:t>
-      </w:r>
-    </w:p>
-    <w:p>
-      <w:pPr>
-        <w:spacing w:before="0" w:after="120" w:line="276" w:lineRule="auto"/>
-      </w:pPr>
-      <w:r>
-        <w:rPr>
-          <w:rFonts w:ascii="Calibri" w:hAnsi="Calibri"/>
-          <w:color w:val="1E293B"/>
-          <w:sz w:val="20"/>
-        </w:rPr>
-        <w:t>STUDIO LOCATION: 1812 E 6th Street, Unit 204, Austin, TX 78702. Complimentary private parking behind the warehouse.</w:t>
-      </w:r>
-    </w:p>
-    <w:p>
-      <w:pPr>
-        <w:spacing w:before="0" w:after="120" w:line="276" w:lineRule="auto"/>
-      </w:pPr>
-      <w:r>
-        <w:rPr>
-          <w:rFonts w:ascii="Calibri" w:hAnsi="Calibri"/>
-          <w:color w:val="1E293B"/>
-          <w:sz w:val="20"/>
-        </w:rPr>
-        <w:t>BOOKING CALENDAR NOTE: Studio sessions are booked 4 to 6 weeks in advance. Inquire below to reserve your date.</w:t>
+        <w:t>PAGE 3: BOOKING CALENDAR INTAKE &amp; POLICIES</w:t>
       </w:r>
     </w:p>
     <w:sectPr>
@@ -305,7 +121,7 @@
       <w:jc w:val="right"/>
     </w:pPr>
     <w:r>
-      <w:t>Studio Brown — 3-Page Website Copy Deck (v1 Working Draft wi</w:t>
+      <w:t>Studio Brown — 3-Page Website Copy Deck (v1 Draft)</w:t>
     </w:r>
   </w:p>
 </w:hdr>
